--- a/backend/app/services/doc_engine/templates/en/face_identification.docx
+++ b/backend/app/services/doc_engine/templates/en/face_identification.docx
@@ -343,18 +343,18 @@
         <w:tblLook w:val="04A0" w:firstRow="1" w:lastRow="0" w:firstColumn="1" w:lastColumn="0" w:noHBand="0" w:noVBand="1"/>
       </w:tblPr>
       <w:tblGrid>
-        <w:gridCol w:w="642"/>
-        <w:gridCol w:w="766"/>
-        <w:gridCol w:w="755"/>
-        <w:gridCol w:w="721"/>
-        <w:gridCol w:w="810"/>
-        <w:gridCol w:w="676"/>
-        <w:gridCol w:w="983"/>
-        <w:gridCol w:w="1011"/>
-        <w:gridCol w:w="933"/>
-        <w:gridCol w:w="950"/>
-        <w:gridCol w:w="1368"/>
-        <w:gridCol w:w="573"/>
+        <w:gridCol w:w="632"/>
+        <w:gridCol w:w="752"/>
+        <w:gridCol w:w="926"/>
+        <w:gridCol w:w="709"/>
+        <w:gridCol w:w="796"/>
+        <w:gridCol w:w="665"/>
+        <w:gridCol w:w="964"/>
+        <w:gridCol w:w="992"/>
+        <w:gridCol w:w="915"/>
+        <w:gridCol w:w="932"/>
+        <w:gridCol w:w="1340"/>
+        <w:gridCol w:w="565"/>
       </w:tblGrid>
       <w:tr>
         <w:tc>
@@ -513,8 +513,21 @@
             <w:tcW w:w="766" w:type="dxa"/>
           </w:tcPr>
           <w:p>
+            <w:proofErr w:type="gramStart"/>
             <w:r>
-              <w:t>{{ suspect.photo }}</w:t>
+              <w:t xml:space="preserve">{{ </w:t>
+            </w:r>
+            <w:proofErr w:type="spellStart"/>
+            <w:r>
+              <w:t>suspect</w:t>
+            </w:r>
+            <w:proofErr w:type="gramEnd"/>
+            <w:r>
+              <w:t>.photo</w:t>
+            </w:r>
+            <w:proofErr w:type="spellEnd"/>
+            <w:r>
+              <w:t xml:space="preserve"> }}</w:t>
             </w:r>
           </w:p>
         </w:tc>
@@ -524,7 +537,13 @@
           </w:tcPr>
           <w:p>
             <w:r>
-              <w:t>{{ suspect.name }}</w:t>
+              <w:t>{{ suspect.</w:t>
+            </w:r>
+            <w:r>
+              <w:t>full_</w:t>
+            </w:r>
+            <w:r>
+              <w:t>name }}</w:t>
             </w:r>
           </w:p>
         </w:tc>
@@ -705,10 +724,7 @@
     </w:p>
     <w:p>
       <w:r>
-        <w:t>_</w:t>
-      </w:r>
-      <w:r>
-        <w:t>_____________________________________________________________</w:t>
+        <w:t>______________________________________________________________</w:t>
       </w:r>
     </w:p>
     <w:p>
@@ -1003,8 +1019,6 @@
             </w:r>
             <w:r>
               <w:br/>
-            </w:r>
-            <w:r>
               <w:t>Badge No.: {{ officer.badge_number }}</w:t>
             </w:r>
             <w:r>
